--- a/docs/Informe_Metricas_Final.docx
+++ b/docs/Informe_Metricas_Final.docx
@@ -11502,7 +11502,7 @@
                 <w:sz w:val="18"/>
                 <w:szCs w:val="18"/>
               </w:rPr>
-              <w:t xml:space="preserve">14 contratos</w:t>
+              <w:t xml:space="preserve">15 contratos</w:t>
             </w:r>
           </w:p>
         </w:tc>
@@ -12055,7 +12055,7 @@
                 <w:sz w:val="18"/>
                 <w:szCs w:val="18"/>
               </w:rPr>
-              <w:t xml:space="preserve">10 clases</w:t>
+              <w:t xml:space="preserve">12 clases</w:t>
             </w:r>
           </w:p>
         </w:tc>
@@ -12087,7 +12087,7 @@
                 <w:sz w:val="18"/>
                 <w:szCs w:val="18"/>
               </w:rPr>
-              <w:t xml:space="preserve">Casos de uso, calculadores que componen reglas y adaptadores en memoria.</w:t>
+              <w:t xml:space="preserve">Casos de uso, calculadores que componen reglas, notificador compuesto y adaptadores en memoria.</w:t>
             </w:r>
           </w:p>
         </w:tc>
@@ -13416,7 +13416,7 @@
                 <w:sz w:val="16"/>
                 <w:szCs w:val="16"/>
               </w:rPr>
-              <w:t xml:space="preserve">NotificadorEnMemoria</w:t>
+              <w:t xml:space="preserve">NotificadorCompuesto</w:t>
             </w:r>
             <w:r>
               <w:rPr>
@@ -13436,28 +13436,6 @@
               </w:rPr>
               <w:t xml:space="preserve">INotificador</w:t>
             </w:r>
-          </w:p>
-        </w:tc>
-        <w:tc>
-          <w:tcPr>
-            <w:tcW w:type="dxa" w:w="1300"/>
-            <w:tcBorders>
-              <w:top w:val="single" w:color="BFBFBF" w:sz="4"/>
-              <w:left w:val="single" w:color="BFBFBF" w:sz="4"/>
-              <w:bottom w:val="single" w:color="BFBFBF" w:sz="4"/>
-              <w:right w:val="single" w:color="BFBFBF" w:sz="4"/>
-            </w:tcBorders>
-            <w:tcMar>
-              <w:top w:type="dxa" w:w="60"/>
-              <w:left w:type="dxa" w:w="90"/>
-              <w:bottom w:type="dxa" w:w="60"/>
-              <w:right w:type="dxa" w:w="90"/>
-            </w:tcMar>
-          </w:tcPr>
-          <w:p>
-            <w:pPr>
-              <w:spacing w:after="0"/>
-            </w:pPr>
             <w:r>
               <w:rPr>
                 <w:rFonts w:ascii="Calibri" w:cs="Calibri" w:eastAsia="Calibri" w:hAnsi="Calibri"/>
@@ -13466,7 +13444,83 @@
                 <w:sz w:val="18"/>
                 <w:szCs w:val="18"/>
               </w:rPr>
-              <w:t xml:space="preserve">DIP, ISP</w:t>
+              <w:t xml:space="preserve">, que delega en </w:t>
+            </w:r>
+            <w:r>
+              <w:rPr>
+                <w:rFonts w:ascii="Consolas" w:cs="Consolas" w:eastAsia="Consolas" w:hAnsi="Consolas"/>
+                <w:sz w:val="16"/>
+                <w:szCs w:val="16"/>
+              </w:rPr>
+              <w:t xml:space="preserve">CanalCorreoEnMemoria</w:t>
+            </w:r>
+            <w:r>
+              <w:rPr>
+                <w:rFonts w:ascii="Calibri" w:cs="Calibri" w:eastAsia="Calibri" w:hAnsi="Calibri"/>
+                <w:b w:val="false"/>
+                <w:bCs w:val="false"/>
+                <w:sz w:val="18"/>
+                <w:szCs w:val="18"/>
+              </w:rPr>
+              <w:t xml:space="preserve"> y </w:t>
+            </w:r>
+            <w:r>
+              <w:rPr>
+                <w:rFonts w:ascii="Consolas" w:cs="Consolas" w:eastAsia="Consolas" w:hAnsi="Consolas"/>
+                <w:sz w:val="16"/>
+                <w:szCs w:val="16"/>
+              </w:rPr>
+              <w:t xml:space="preserve">CanalSmsEnMemoria</w:t>
+            </w:r>
+            <w:r>
+              <w:rPr>
+                <w:rFonts w:ascii="Calibri" w:cs="Calibri" w:eastAsia="Calibri" w:hAnsi="Calibri"/>
+                <w:b w:val="false"/>
+                <w:bCs w:val="false"/>
+                <w:sz w:val="18"/>
+                <w:szCs w:val="18"/>
+              </w:rPr>
+              <w:t xml:space="preserve"> : </w:t>
+            </w:r>
+            <w:r>
+              <w:rPr>
+                <w:rFonts w:ascii="Consolas" w:cs="Consolas" w:eastAsia="Consolas" w:hAnsi="Consolas"/>
+                <w:sz w:val="16"/>
+                <w:szCs w:val="16"/>
+              </w:rPr>
+              <w:t xml:space="preserve">ICanalNotificacion</w:t>
+            </w:r>
+          </w:p>
+        </w:tc>
+        <w:tc>
+          <w:tcPr>
+            <w:tcW w:type="dxa" w:w="1300"/>
+            <w:tcBorders>
+              <w:top w:val="single" w:color="BFBFBF" w:sz="4"/>
+              <w:left w:val="single" w:color="BFBFBF" w:sz="4"/>
+              <w:bottom w:val="single" w:color="BFBFBF" w:sz="4"/>
+              <w:right w:val="single" w:color="BFBFBF" w:sz="4"/>
+            </w:tcBorders>
+            <w:tcMar>
+              <w:top w:type="dxa" w:w="60"/>
+              <w:left w:type="dxa" w:w="90"/>
+              <w:bottom w:type="dxa" w:w="60"/>
+              <w:right w:type="dxa" w:w="90"/>
+            </w:tcMar>
+          </w:tcPr>
+          <w:p>
+            <w:pPr>
+              <w:spacing w:after="0"/>
+            </w:pPr>
+            <w:r>
+              <w:rPr>
+                <w:rFonts w:ascii="Calibri" w:cs="Calibri" w:eastAsia="Calibri" w:hAnsi="Calibri"/>
+                <w:b w:val="false"/>
+                <w:bCs w:val="false"/>
+                <w:sz w:val="18"/>
+                <w:szCs w:val="18"/>
+              </w:rPr>
+              <w:t xml:space="preserve">DIP, ISP, OCP</w:t>
             </w:r>
           </w:p>
         </w:tc>
@@ -14273,7 +14327,7 @@
         <w:rPr>
           <w:rFonts w:ascii="Calibri" w:cs="Calibri" w:eastAsia="Calibri" w:hAnsi="Calibri"/>
         </w:rPr>
-        <w:t xml:space="preserve">Las 14 interfaces se agrupan según el papel que cumplen:</w:t>
+        <w:t xml:space="preserve">Las 15 interfaces se agrupan según el papel que cumplen:</w:t>
       </w:r>
     </w:p>
     <w:p>
@@ -14485,6 +14539,20 @@
         <w:rPr>
           <w:rFonts w:ascii="Calibri" w:cs="Calibri" w:eastAsia="Calibri" w:hAnsi="Calibri"/>
         </w:rPr>
+        <w:t xml:space="preserve">, </w:t>
+      </w:r>
+      <w:r>
+        <w:rPr>
+          <w:rFonts w:ascii="Consolas" w:cs="Consolas" w:eastAsia="Consolas" w:hAnsi="Consolas"/>
+          <w:sz w:val="20"/>
+          <w:szCs w:val="20"/>
+        </w:rPr>
+        <w:t xml:space="preserve">ICanalNotificacion</w:t>
+      </w:r>
+      <w:r>
+        <w:rPr>
+          <w:rFonts w:ascii="Calibri" w:cs="Calibri" w:eastAsia="Calibri" w:hAnsi="Calibri"/>
+        </w:rPr>
         <w:t xml:space="preserve"> e </w:t>
       </w:r>
       <w:r>
@@ -14757,7 +14825,37 @@
           <w:sz w:val="18"/>
           <w:szCs w:val="18"/>
         </w:rPr>
-        <w:t xml:space="preserve">└── CalculadorPenalizacion ► IEnumerable&lt;IReglaPenalizacion&gt; (2 reglas)</w:t>
+        <w:t xml:space="preserve">├── CalculadorPenalizacion ► IEnumerable&lt;IReglaPenalizacion&gt; (2 reglas)</w:t>
+      </w:r>
+    </w:p>
+    <w:p>
+      <w:pPr>
+        <w:shd w:fill="F2F2F2" w:color="auto" w:val="clear"/>
+        <w:spacing w:after="0" w:line="252"/>
+        <w:ind w:left="120" w:right="120"/>
+      </w:pPr>
+      <w:r>
+        <w:rPr>
+          <w:rFonts w:ascii="Consolas" w:cs="Consolas" w:eastAsia="Consolas" w:hAnsi="Consolas"/>
+          <w:sz w:val="18"/>
+          <w:szCs w:val="18"/>
+        </w:rPr>
+        <w:t xml:space="preserve">│</w:t>
+      </w:r>
+    </w:p>
+    <w:p>
+      <w:pPr>
+        <w:shd w:fill="F2F2F2" w:color="auto" w:val="clear"/>
+        <w:spacing w:after="0" w:line="252"/>
+        <w:ind w:left="120" w:right="120"/>
+      </w:pPr>
+      <w:r>
+        <w:rPr>
+          <w:rFonts w:ascii="Consolas" w:cs="Consolas" w:eastAsia="Consolas" w:hAnsi="Consolas"/>
+          <w:sz w:val="18"/>
+          <w:szCs w:val="18"/>
+        </w:rPr>
+        <w:t xml:space="preserve">└── NotificadorCompuesto ──► IEnumerable&lt;ICanalNotificacion&gt; (correo y SMS)</w:t>
       </w:r>
     </w:p>
     <w:p>
@@ -14773,7 +14871,7 @@
         <w:rPr>
           <w:rFonts w:ascii="Calibri" w:cs="Calibri" w:eastAsia="Calibri" w:hAnsi="Calibri"/>
         </w:rPr>
-        <w:t xml:space="preserve">Ningún servicio crea sus colaboradores ni conoce clases concretas. Cambiar el repositorio en memoria por uno de SQL Server, o el notificador por uno que use SMTP y Twilio, se reduce a escribir un adaptador que cumpla el contrato y modificar una línea en </w:t>
+        <w:t xml:space="preserve">Ningún servicio crea sus colaboradores ni conoce clases concretas. Cambiar el repositorio en memoria por uno de SQL Server, o los canales en memoria por canales reales de SMTP y Twilio, se reduce a escribir clases que cumplan el contrato (</w:t>
       </w:r>
       <w:r>
         <w:rPr>
@@ -14781,13 +14879,41 @@
           <w:sz w:val="20"/>
           <w:szCs w:val="20"/>
         </w:rPr>
+        <w:t xml:space="preserve">ICitaRepositorio</w:t>
+      </w:r>
+      <w:r>
+        <w:rPr>
+          <w:rFonts w:ascii="Calibri" w:cs="Calibri" w:eastAsia="Calibri" w:hAnsi="Calibri"/>
+        </w:rPr>
+        <w:t xml:space="preserve"> o </w:t>
+      </w:r>
+      <w:r>
+        <w:rPr>
+          <w:rFonts w:ascii="Consolas" w:cs="Consolas" w:eastAsia="Consolas" w:hAnsi="Consolas"/>
+          <w:sz w:val="20"/>
+          <w:szCs w:val="20"/>
+        </w:rPr>
+        <w:t xml:space="preserve">ICanalNotificacion</w:t>
+      </w:r>
+      <w:r>
+        <w:rPr>
+          <w:rFonts w:ascii="Calibri" w:cs="Calibri" w:eastAsia="Calibri" w:hAnsi="Calibri"/>
+        </w:rPr>
+        <w:t xml:space="preserve">) y modificar el registro en </w:t>
+      </w:r>
+      <w:r>
+        <w:rPr>
+          <w:rFonts w:ascii="Consolas" w:cs="Consolas" w:eastAsia="Consolas" w:hAnsi="Consolas"/>
+          <w:sz w:val="20"/>
+          <w:szCs w:val="20"/>
+        </w:rPr>
         <w:t xml:space="preserve">Program.cs</w:t>
       </w:r>
       <w:r>
         <w:rPr>
           <w:rFonts w:ascii="Calibri" w:cs="Calibri" w:eastAsia="Calibri" w:hAnsi="Calibri"/>
         </w:rPr>
-        <w:t xml:space="preserve">.</w:t>
+        <w:t xml:space="preserve">. Un canal nuevo, como WhatsApp, es una clase más y no toca al notificador ni a los servicios.</w:t>
       </w:r>
     </w:p>
     <w:p>
@@ -15334,7 +15460,25 @@
                 <w:sz w:val="18"/>
                 <w:szCs w:val="18"/>
               </w:rPr>
-              <w:t xml:space="preserve">, sin tocar calculadores ni servicios.</w:t>
+              <w:t xml:space="preserve">, sin tocar calculadores ni servicios. Un canal de notificación nuevo se agrega como otra implementación de </w:t>
+            </w:r>
+            <w:r>
+              <w:rPr>
+                <w:rFonts w:ascii="Consolas" w:cs="Consolas" w:eastAsia="Consolas" w:hAnsi="Consolas"/>
+                <w:sz w:val="16"/>
+                <w:szCs w:val="16"/>
+              </w:rPr>
+              <w:t xml:space="preserve">ICanalNotificacion</w:t>
+            </w:r>
+            <w:r>
+              <w:rPr>
+                <w:rFonts w:ascii="Calibri" w:cs="Calibri" w:eastAsia="Calibri" w:hAnsi="Calibri"/>
+                <w:b w:val="false"/>
+                <w:bCs w:val="false"/>
+                <w:sz w:val="18"/>
+                <w:szCs w:val="18"/>
+              </w:rPr>
+              <w:t xml:space="preserve">.</w:t>
             </w:r>
           </w:p>
         </w:tc>
@@ -15706,7 +15850,7 @@
                 <w:sz w:val="18"/>
                 <w:szCs w:val="18"/>
               </w:rPr>
-              <w:t xml:space="preserve"> ni las consultas de totales.</w:t>
+              <w:t xml:space="preserve"> ni las consultas de totales. El envío por correo y por SMS, que en el legado era un solo método, queda en dos canales independientes.</w:t>
             </w:r>
           </w:p>
         </w:tc>
@@ -15944,7 +16088,7 @@
         <w:rPr>
           <w:rFonts w:ascii="Calibri" w:cs="Calibri" w:eastAsia="Calibri" w:hAnsi="Calibri"/>
         </w:rPr>
-        <w:t xml:space="preserve"> ejecuta el mismo escenario de la sección 3: paciente de convenio EPS en primera visita, odontólogo de Cirugía, radiografía requerida y cancelación con 12 horas de anticipación. La salida de </w:t>
+        <w:t xml:space="preserve"> ejecuta dos escenarios. El primero es el de la sección 3: paciente de convenio EPS en primera visita, odontólogo de Cirugía, radiografía requerida y cancelación con 12 horas de anticipación. El segundo agenda una cita de Cirugía con convenio Prepagada, sin primera visita ni radiografía. Los resultados de </w:t>
       </w:r>
       <w:r>
         <w:rPr>
@@ -15958,7 +16102,7 @@
         <w:rPr>
           <w:rFonts w:ascii="Calibri" w:cs="Calibri" w:eastAsia="Calibri" w:hAnsi="Calibri"/>
         </w:rPr>
-        <w:t xml:space="preserve"> es la siguiente:</w:t>
+        <w:t xml:space="preserve"> son los siguientes (se omiten las líneas de los canales de correo y SMS):</w:t>
       </w:r>
     </w:p>
     <w:p>
@@ -15973,7 +16117,7 @@
           <w:sz w:val="18"/>
           <w:szCs w:val="18"/>
         </w:rPr>
-        <w:t xml:space="preserve">Cita agendada: 40666ea2, Copago: $ 130,00</w:t>
+        <w:t xml:space="preserve">Cita agendada (EPS): Copago: $ 130,00</w:t>
       </w:r>
     </w:p>
     <w:p>
@@ -15988,7 +16132,7 @@
           <w:sz w:val="18"/>
           <w:szCs w:val="18"/>
         </w:rPr>
-        <w:t xml:space="preserve">Cita cancelada: 40666ea2, Penalización aplicada: $ 90,00</w:t>
+        <w:t xml:space="preserve">Cita cancelada: Penalización aplicada: $ 90,00</w:t>
       </w:r>
     </w:p>
     <w:p>
@@ -16003,7 +16147,22 @@
           <w:sz w:val="18"/>
           <w:szCs w:val="18"/>
         </w:rPr>
-        <w:t xml:space="preserve">Total recaudado (memoria): $ 130,00</w:t>
+        <w:t xml:space="preserve">Cita agendada (Prepagada): Copago: $ 25,00</w:t>
+      </w:r>
+    </w:p>
+    <w:p>
+      <w:pPr>
+        <w:shd w:fill="F2F2F2" w:color="auto" w:val="clear"/>
+        <w:spacing w:after="0" w:line="252"/>
+        <w:ind w:left="120" w:right="120"/>
+      </w:pPr>
+      <w:r>
+        <w:rPr>
+          <w:rFonts w:ascii="Consolas" w:cs="Consolas" w:eastAsia="Consolas" w:hAnsi="Consolas"/>
+          <w:sz w:val="18"/>
+          <w:szCs w:val="18"/>
+        </w:rPr>
+        <w:t xml:space="preserve">Total recaudado (memoria): $ 155,00</w:t>
       </w:r>
     </w:p>
     <w:p>
@@ -16034,7 +16193,7 @@
         <w:rPr>
           <w:rFonts w:ascii="Calibri" w:cs="Calibri" w:eastAsia="Calibri" w:hAnsi="Calibri"/>
         </w:rPr>
-        <w:t xml:space="preserve">Los valores de aceptación (130,00 y 90,00) coinciden con la línea base. El comportamiento de los totales también se mantiene: el recaudo no se descuenta al cancelar, igual que en el legado (hallazgo 4). Para completar la verificación se comparó cada regla por separado.</w:t>
+        <w:t xml:space="preserve">Los valores de aceptación (130,00 y 90,00) coinciden con la línea base. El total recaudado (155,00) suma las dos citas y no se descuenta al cancelar, igual que en el legado (hallazgo 4). Para completar la verificación se comparó cada regla por separado.</w:t>
       </w:r>
     </w:p>
     <w:tbl>
@@ -17044,7 +17203,7 @@
         <w:rPr>
           <w:rFonts w:ascii="Calibri" w:cs="Calibri" w:eastAsia="Calibri" w:hAnsi="Calibri"/>
         </w:rPr>
-        <w:t xml:space="preserve">El escenario de aceptación usa convenio EPS, de modo que la regla de Prepagada se contrastó aparte: para una cita de Cirugía, ambas versiones calculan 25,00 antes de recargos (250,00 × 0,10).</w:t>
+        <w:t xml:space="preserve">El segundo escenario cubre la regla de Prepagada: para una cita de Cirugía sin recargos, ambas versiones calculan 25,00 (250,00 × 0,10).</w:t>
       </w:r>
     </w:p>
     <w:p>
@@ -17233,7 +17392,7 @@
         <w:rPr>
           <w:rFonts w:ascii="Calibri" w:cs="Calibri" w:eastAsia="Calibri" w:hAnsi="Calibri"/>
         </w:rPr>
-        <w:t xml:space="preserve"> las reglas, el validador, el generador y el constructor de mensajes no tienen estado que fragmentar; se reportan como «no aplica» y no entran en el promedio.</w:t>
+        <w:t xml:space="preserve"> las reglas, el validador, el generador, el constructor de mensajes y los canales de notificación no tienen estado que fragmentar; se reportan como «no aplica» y no entran en el promedio.</w:t>
       </w:r>
     </w:p>
     <w:p>
@@ -18133,7 +18292,7 @@
                 <w:sz w:val="18"/>
                 <w:szCs w:val="18"/>
               </w:rPr>
-              <w:t xml:space="preserve">NotificadorEnMemoria</w:t>
+              <w:t xml:space="preserve">NotificadorCompuesto</w:t>
             </w:r>
           </w:p>
         </w:tc>
@@ -18173,7 +18332,7 @@
                 <w:sz w:val="16"/>
                 <w:szCs w:val="16"/>
               </w:rPr>
-              <w:t xml:space="preserve">_mensajes</w:t>
+              <w:t xml:space="preserve">_canales</w:t>
             </w:r>
             <w:r>
               <w:rPr>
@@ -18183,7 +18342,7 @@
                 <w:sz w:val="18"/>
                 <w:szCs w:val="18"/>
               </w:rPr>
-              <w:t xml:space="preserve">); m = 2</w:t>
+              <w:t xml:space="preserve">); m = 1</w:t>
             </w:r>
           </w:p>
         </w:tc>
@@ -18223,7 +18382,7 @@
                 <w:sz w:val="18"/>
                 <w:szCs w:val="18"/>
               </w:rPr>
-              <w:t xml:space="preserve"> y </w:t>
+              <w:t xml:space="preserve"> usa </w:t>
             </w:r>
             <w:r>
               <w:rPr>
@@ -18231,7 +18390,7 @@
                 <w:sz w:val="16"/>
                 <w:szCs w:val="16"/>
               </w:rPr>
-              <w:t xml:space="preserve">Mensajes</w:t>
+              <w:t xml:space="preserve">_canales</w:t>
             </w:r>
             <w:r>
               <w:rPr>
@@ -18241,25 +18400,7 @@
                 <w:sz w:val="18"/>
                 <w:szCs w:val="18"/>
               </w:rPr>
-              <w:t xml:space="preserve"> usan </w:t>
-            </w:r>
-            <w:r>
-              <w:rPr>
-                <w:rFonts w:ascii="Consolas" w:cs="Consolas" w:eastAsia="Consolas" w:hAnsi="Consolas"/>
-                <w:sz w:val="16"/>
-                <w:szCs w:val="16"/>
-              </w:rPr>
-              <w:t xml:space="preserve">_mensajes</w:t>
-            </w:r>
-            <w:r>
-              <w:rPr>
-                <w:rFonts w:ascii="Calibri" w:cs="Calibri" w:eastAsia="Calibri" w:hAnsi="Calibri"/>
-                <w:b w:val="false"/>
-                <w:bCs w:val="false"/>
-                <w:sz w:val="18"/>
-                <w:szCs w:val="18"/>
-              </w:rPr>
-              <w:t xml:space="preserve">: μ = 2 → (2 − 2) / 2 = 0</w:t>
+              <w:t xml:space="preserve">: μ = 1 → (1 − 1) / 1 = 0</w:t>
             </w:r>
           </w:p>
         </w:tc>
@@ -20931,6 +21072,279 @@
                 <w:sz w:val="17"/>
                 <w:szCs w:val="17"/>
               </w:rPr>
+              <w:t xml:space="preserve">NotificadorCompuesto</w:t>
+            </w:r>
+          </w:p>
+        </w:tc>
+        <w:tc>
+          <w:tcPr>
+            <w:tcW w:type="dxa" w:w="500"/>
+            <w:tcBorders>
+              <w:top w:val="single" w:color="BFBFBF" w:sz="4"/>
+              <w:left w:val="single" w:color="BFBFBF" w:sz="4"/>
+              <w:bottom w:val="single" w:color="BFBFBF" w:sz="4"/>
+              <w:right w:val="single" w:color="BFBFBF" w:sz="4"/>
+            </w:tcBorders>
+            <w:tcMar>
+              <w:top w:type="dxa" w:w="60"/>
+              <w:left w:type="dxa" w:w="90"/>
+              <w:bottom w:type="dxa" w:w="60"/>
+              <w:right w:type="dxa" w:w="90"/>
+            </w:tcMar>
+          </w:tcPr>
+          <w:p>
+            <w:pPr>
+              <w:spacing w:after="0"/>
+            </w:pPr>
+            <w:r>
+              <w:rPr>
+                <w:rFonts w:ascii="Calibri" w:cs="Calibri" w:eastAsia="Calibri" w:hAnsi="Calibri"/>
+                <w:b w:val="false"/>
+                <w:bCs w:val="false"/>
+                <w:sz w:val="17"/>
+                <w:szCs w:val="17"/>
+              </w:rPr>
+              <w:t xml:space="preserve">1</w:t>
+            </w:r>
+          </w:p>
+        </w:tc>
+        <w:tc>
+          <w:tcPr>
+            <w:tcW w:type="dxa" w:w="560"/>
+            <w:tcBorders>
+              <w:top w:val="single" w:color="BFBFBF" w:sz="4"/>
+              <w:left w:val="single" w:color="BFBFBF" w:sz="4"/>
+              <w:bottom w:val="single" w:color="BFBFBF" w:sz="4"/>
+              <w:right w:val="single" w:color="BFBFBF" w:sz="4"/>
+            </w:tcBorders>
+            <w:tcMar>
+              <w:top w:type="dxa" w:w="60"/>
+              <w:left w:type="dxa" w:w="90"/>
+              <w:bottom w:type="dxa" w:w="60"/>
+              <w:right w:type="dxa" w:w="90"/>
+            </w:tcMar>
+          </w:tcPr>
+          <w:p>
+            <w:pPr>
+              <w:spacing w:after="0"/>
+            </w:pPr>
+            <w:r>
+              <w:rPr>
+                <w:rFonts w:ascii="Calibri" w:cs="Calibri" w:eastAsia="Calibri" w:hAnsi="Calibri"/>
+                <w:b w:val="false"/>
+                <w:bCs w:val="false"/>
+                <w:sz w:val="17"/>
+                <w:szCs w:val="17"/>
+              </w:rPr>
+              <w:t xml:space="preserve">3</w:t>
+            </w:r>
+          </w:p>
+        </w:tc>
+        <w:tc>
+          <w:tcPr>
+            <w:tcW w:type="dxa" w:w="1000"/>
+            <w:tcBorders>
+              <w:top w:val="single" w:color="BFBFBF" w:sz="4"/>
+              <w:left w:val="single" w:color="BFBFBF" w:sz="4"/>
+              <w:bottom w:val="single" w:color="BFBFBF" w:sz="4"/>
+              <w:right w:val="single" w:color="BFBFBF" w:sz="4"/>
+            </w:tcBorders>
+            <w:tcMar>
+              <w:top w:type="dxa" w:w="60"/>
+              <w:left w:type="dxa" w:w="90"/>
+              <w:bottom w:type="dxa" w:w="60"/>
+              <w:right w:type="dxa" w:w="90"/>
+            </w:tcMar>
+          </w:tcPr>
+          <w:p>
+            <w:pPr>
+              <w:spacing w:after="0"/>
+            </w:pPr>
+            <w:r>
+              <w:rPr>
+                <w:rFonts w:ascii="Calibri" w:cs="Calibri" w:eastAsia="Calibri" w:hAnsi="Calibri"/>
+                <w:b w:val="false"/>
+                <w:bCs w:val="false"/>
+                <w:sz w:val="17"/>
+                <w:szCs w:val="17"/>
+              </w:rPr>
+              <w:t xml:space="preserve">0,75</w:t>
+            </w:r>
+          </w:p>
+        </w:tc>
+        <w:tc>
+          <w:tcPr>
+            <w:tcW w:type="dxa" w:w="560"/>
+            <w:tcBorders>
+              <w:top w:val="single" w:color="BFBFBF" w:sz="4"/>
+              <w:left w:val="single" w:color="BFBFBF" w:sz="4"/>
+              <w:bottom w:val="single" w:color="BFBFBF" w:sz="4"/>
+              <w:right w:val="single" w:color="BFBFBF" w:sz="4"/>
+            </w:tcBorders>
+            <w:tcMar>
+              <w:top w:type="dxa" w:w="60"/>
+              <w:left w:type="dxa" w:w="90"/>
+              <w:bottom w:type="dxa" w:w="60"/>
+              <w:right w:type="dxa" w:w="90"/>
+            </w:tcMar>
+          </w:tcPr>
+          <w:p>
+            <w:pPr>
+              <w:spacing w:after="0"/>
+            </w:pPr>
+            <w:r>
+              <w:rPr>
+                <w:rFonts w:ascii="Calibri" w:cs="Calibri" w:eastAsia="Calibri" w:hAnsi="Calibri"/>
+                <w:b w:val="false"/>
+                <w:bCs w:val="false"/>
+                <w:sz w:val="17"/>
+                <w:szCs w:val="17"/>
+              </w:rPr>
+              <w:t xml:space="preserve">0,00</w:t>
+            </w:r>
+          </w:p>
+        </w:tc>
+        <w:tc>
+          <w:tcPr>
+            <w:tcW w:type="dxa" w:w="1000"/>
+            <w:tcBorders>
+              <w:top w:val="single" w:color="BFBFBF" w:sz="4"/>
+              <w:left w:val="single" w:color="BFBFBF" w:sz="4"/>
+              <w:bottom w:val="single" w:color="BFBFBF" w:sz="4"/>
+              <w:right w:val="single" w:color="BFBFBF" w:sz="4"/>
+            </w:tcBorders>
+            <w:tcMar>
+              <w:top w:type="dxa" w:w="60"/>
+              <w:left w:type="dxa" w:w="90"/>
+              <w:bottom w:type="dxa" w:w="60"/>
+              <w:right w:type="dxa" w:w="90"/>
+            </w:tcMar>
+          </w:tcPr>
+          <w:p>
+            <w:pPr>
+              <w:spacing w:after="0"/>
+            </w:pPr>
+            <w:r>
+              <w:rPr>
+                <w:rFonts w:ascii="Calibri" w:cs="Calibri" w:eastAsia="Calibri" w:hAnsi="Calibri"/>
+                <w:b w:val="false"/>
+                <w:bCs w:val="false"/>
+                <w:sz w:val="17"/>
+                <w:szCs w:val="17"/>
+              </w:rPr>
+              <w:t xml:space="preserve">0,25</w:t>
+            </w:r>
+          </w:p>
+        </w:tc>
+        <w:tc>
+          <w:tcPr>
+            <w:tcW w:type="dxa" w:w="3440"/>
+            <w:tcBorders>
+              <w:top w:val="single" w:color="BFBFBF" w:sz="4"/>
+              <w:left w:val="single" w:color="BFBFBF" w:sz="4"/>
+              <w:bottom w:val="single" w:color="BFBFBF" w:sz="4"/>
+              <w:right w:val="single" w:color="BFBFBF" w:sz="4"/>
+            </w:tcBorders>
+            <w:tcMar>
+              <w:top w:type="dxa" w:w="60"/>
+              <w:left w:type="dxa" w:w="90"/>
+              <w:bottom w:type="dxa" w:w="60"/>
+              <w:right w:type="dxa" w:w="90"/>
+            </w:tcMar>
+          </w:tcPr>
+          <w:p>
+            <w:pPr>
+              <w:spacing w:after="0"/>
+            </w:pPr>
+            <w:r>
+              <w:rPr>
+                <w:rFonts w:ascii="Consolas" w:cs="Consolas" w:eastAsia="Consolas" w:hAnsi="Consolas"/>
+                <w:sz w:val="15"/>
+                <w:szCs w:val="15"/>
+              </w:rPr>
+              <w:t xml:space="preserve">INotificador</w:t>
+            </w:r>
+            <w:r>
+              <w:rPr>
+                <w:rFonts w:ascii="Calibri" w:cs="Calibri" w:eastAsia="Calibri" w:hAnsi="Calibri"/>
+                <w:b w:val="false"/>
+                <w:bCs w:val="false"/>
+                <w:sz w:val="17"/>
+                <w:szCs w:val="17"/>
+              </w:rPr>
+              <w:t xml:space="preserve">, </w:t>
+            </w:r>
+            <w:r>
+              <w:rPr>
+                <w:rFonts w:ascii="Consolas" w:cs="Consolas" w:eastAsia="Consolas" w:hAnsi="Consolas"/>
+                <w:sz w:val="15"/>
+                <w:szCs w:val="15"/>
+              </w:rPr>
+              <w:t xml:space="preserve">ICanalNotificacion</w:t>
+            </w:r>
+            <w:r>
+              <w:rPr>
+                <w:rFonts w:ascii="Calibri" w:cs="Calibri" w:eastAsia="Calibri" w:hAnsi="Calibri"/>
+                <w:b w:val="false"/>
+                <w:bCs w:val="false"/>
+                <w:sz w:val="17"/>
+                <w:szCs w:val="17"/>
+              </w:rPr>
+              <w:t xml:space="preserve"> y </w:t>
+            </w:r>
+            <w:r>
+              <w:rPr>
+                <w:rFonts w:ascii="Consolas" w:cs="Consolas" w:eastAsia="Consolas" w:hAnsi="Consolas"/>
+                <w:sz w:val="15"/>
+                <w:szCs w:val="15"/>
+              </w:rPr>
+              <w:t xml:space="preserve">MensajeNotificacion</w:t>
+            </w:r>
+            <w:r>
+              <w:rPr>
+                <w:rFonts w:ascii="Calibri" w:cs="Calibri" w:eastAsia="Calibri" w:hAnsi="Calibri"/>
+                <w:b w:val="false"/>
+                <w:bCs w:val="false"/>
+                <w:sz w:val="17"/>
+                <w:szCs w:val="17"/>
+              </w:rPr>
+              <w:t xml:space="preserve">.</w:t>
+            </w:r>
+          </w:p>
+        </w:tc>
+      </w:tr>
+      <w:tr>
+        <w:trPr>
+          <w:cantSplit/>
+        </w:trPr>
+        <w:tc>
+          <w:tcPr>
+            <w:tcW w:type="dxa" w:w="2300"/>
+            <w:tcBorders>
+              <w:top w:val="single" w:color="BFBFBF" w:sz="4"/>
+              <w:left w:val="single" w:color="BFBFBF" w:sz="4"/>
+              <w:bottom w:val="single" w:color="BFBFBF" w:sz="4"/>
+              <w:right w:val="single" w:color="BFBFBF" w:sz="4"/>
+            </w:tcBorders>
+            <w:tcMar>
+              <w:top w:type="dxa" w:w="60"/>
+              <w:left w:type="dxa" w:w="90"/>
+              <w:bottom w:type="dxa" w:w="60"/>
+              <w:right w:type="dxa" w:w="90"/>
+            </w:tcMar>
+          </w:tcPr>
+          <w:p>
+            <w:pPr>
+              <w:spacing w:after="0"/>
+            </w:pPr>
+            <w:r>
+              <w:rPr>
+                <w:rFonts w:ascii="Calibri" w:cs="Calibri" w:eastAsia="Calibri" w:hAnsi="Calibri"/>
+                <w:b w:val="false"/>
+                <w:bCs w:val="false"/>
+                <w:sz w:val="17"/>
+                <w:szCs w:val="17"/>
+              </w:rPr>
               <w:t xml:space="preserve">Reglas de tarifa (8)</w:t>
             </w:r>
           </w:p>
@@ -22238,7 +22652,7 @@
                 <w:sz w:val="17"/>
                 <w:szCs w:val="17"/>
               </w:rPr>
-              <w:t xml:space="preserve">Los 14 tipos son abstractos: paquete estable y abstracto.</w:t>
+              <w:t xml:space="preserve">Los 15 tipos son abstractos: paquete estable y abstracto.</w:t>
             </w:r>
           </w:p>
         </w:tc>
@@ -24402,7 +24816,7 @@
           <w:sz w:val="18"/>
           <w:szCs w:val="18"/>
         </w:rPr>
-        <w:t xml:space="preserve">Refactorizado: A = 14 / 45 tipos = 0,31     (por miembros: 20 / 68 = 0,29)</w:t>
+        <w:t xml:space="preserve">Refactorizado: A = 15 / 48 tipos = 0,31     (por miembros: 21 / 70 = 0,30)</w:t>
       </w:r>
     </w:p>
     <w:p>
@@ -24418,7 +24832,7 @@
         <w:rPr>
           <w:rFonts w:ascii="Calibri" w:cs="Calibri" w:eastAsia="Calibri" w:hAnsi="Calibri"/>
         </w:rPr>
-        <w:t xml:space="preserve">Los 45 tipos son 14 interfaces, 10 servicios, 10 reglas, </w:t>
+        <w:t xml:space="preserve">Los 48 tipos son 15 interfaces, 12 servicios, 10 reglas, </w:t>
       </w:r>
       <w:r>
         <w:rPr>
@@ -24432,7 +24846,7 @@
         <w:rPr>
           <w:rFonts w:ascii="Calibri" w:cs="Calibri" w:eastAsia="Calibri" w:hAnsi="Calibri"/>
         </w:rPr>
-        <w:t xml:space="preserve">, 3 entidades, 3 records, 3 enumeraciones y 1 excepción; es decir, 14 abstractos y 31 concretos. Por miembros, los 20 abstractos salen de 9 interfaces de un miembro, 4 de dos (</w:t>
+        <w:t xml:space="preserve">, 3 entidades, 3 records, 3 enumeraciones y 1 excepción; es decir, 15 abstractos y 33 concretos. Por miembros, los 21 abstractos salen de 10 interfaces de un miembro, 4 de dos (</w:t>
       </w:r>
       <w:r>
         <w:rPr>
@@ -24502,7 +24916,7 @@
         <w:rPr>
           <w:rFonts w:ascii="Calibri" w:cs="Calibri" w:eastAsia="Calibri" w:hAnsi="Calibri"/>
         </w:rPr>
-        <w:t xml:space="preserve">). Los 48 miembros concretos se reparten así: 18 en Servicios, 24 en las ocho reglas de tarifa (3 cada una), 4 en las dos reglas de penalización, </w:t>
+        <w:t xml:space="preserve">). Los 49 miembros concretos se reparten así: 19 en Servicios, 24 en las ocho reglas de tarifa (3 cada una), 4 en las dos reglas de penalización, </w:t>
       </w:r>
       <w:r>
         <w:rPr>
@@ -25093,6 +25507,113 @@
                 <w:szCs w:val="19"/>
               </w:rPr>
               <w:t xml:space="preserve">1</w:t>
+            </w:r>
+          </w:p>
+        </w:tc>
+      </w:tr>
+      <w:tr>
+        <w:trPr>
+          <w:cantSplit/>
+        </w:trPr>
+        <w:tc>
+          <w:tcPr>
+            <w:tcW w:type="dxa" w:w="3900"/>
+            <w:tcBorders>
+              <w:top w:val="single" w:color="BFBFBF" w:sz="4"/>
+              <w:left w:val="single" w:color="BFBFBF" w:sz="4"/>
+              <w:bottom w:val="single" w:color="BFBFBF" w:sz="4"/>
+              <w:right w:val="single" w:color="BFBFBF" w:sz="4"/>
+            </w:tcBorders>
+            <w:tcMar>
+              <w:top w:type="dxa" w:w="60"/>
+              <w:left w:type="dxa" w:w="90"/>
+              <w:bottom w:type="dxa" w:w="60"/>
+              <w:right w:type="dxa" w:w="90"/>
+            </w:tcMar>
+          </w:tcPr>
+          <w:p>
+            <w:pPr>
+              <w:spacing w:after="0"/>
+            </w:pPr>
+            <w:r>
+              <w:rPr>
+                <w:rFonts w:ascii="Consolas" w:cs="Consolas" w:eastAsia="Consolas" w:hAnsi="Consolas"/>
+                <w:sz w:val="17"/>
+                <w:szCs w:val="17"/>
+              </w:rPr>
+              <w:t xml:space="preserve">NotificadorCompuesto.Notificar</w:t>
+            </w:r>
+          </w:p>
+        </w:tc>
+        <w:tc>
+          <w:tcPr>
+            <w:tcW w:type="dxa" w:w="4160"/>
+            <w:tcBorders>
+              <w:top w:val="single" w:color="BFBFBF" w:sz="4"/>
+              <w:left w:val="single" w:color="BFBFBF" w:sz="4"/>
+              <w:bottom w:val="single" w:color="BFBFBF" w:sz="4"/>
+              <w:right w:val="single" w:color="BFBFBF" w:sz="4"/>
+            </w:tcBorders>
+            <w:tcMar>
+              <w:top w:type="dxa" w:w="60"/>
+              <w:left w:type="dxa" w:w="90"/>
+              <w:bottom w:type="dxa" w:w="60"/>
+              <w:right w:type="dxa" w:w="90"/>
+            </w:tcMar>
+          </w:tcPr>
+          <w:p>
+            <w:pPr>
+              <w:spacing w:after="0"/>
+            </w:pPr>
+            <w:r>
+              <w:rPr>
+                <w:rFonts w:ascii="Consolas" w:cs="Consolas" w:eastAsia="Consolas" w:hAnsi="Consolas"/>
+                <w:sz w:val="17"/>
+                <w:szCs w:val="17"/>
+              </w:rPr>
+              <w:t xml:space="preserve">foreach</w:t>
+            </w:r>
+            <w:r>
+              <w:rPr>
+                <w:rFonts w:ascii="Calibri" w:cs="Calibri" w:eastAsia="Calibri" w:hAnsi="Calibri"/>
+                <w:b w:val="false"/>
+                <w:bCs w:val="false"/>
+                <w:sz w:val="19"/>
+                <w:szCs w:val="19"/>
+              </w:rPr>
+              <w:t xml:space="preserve"> sobre los canales</w:t>
+            </w:r>
+          </w:p>
+        </w:tc>
+        <w:tc>
+          <w:tcPr>
+            <w:tcW w:type="dxa" w:w="1300"/>
+            <w:tcBorders>
+              <w:top w:val="single" w:color="BFBFBF" w:sz="4"/>
+              <w:left w:val="single" w:color="BFBFBF" w:sz="4"/>
+              <w:bottom w:val="single" w:color="BFBFBF" w:sz="4"/>
+              <w:right w:val="single" w:color="BFBFBF" w:sz="4"/>
+            </w:tcBorders>
+            <w:tcMar>
+              <w:top w:type="dxa" w:w="60"/>
+              <w:left w:type="dxa" w:w="90"/>
+              <w:bottom w:type="dxa" w:w="60"/>
+              <w:right w:type="dxa" w:w="90"/>
+            </w:tcMar>
+          </w:tcPr>
+          <w:p>
+            <w:pPr>
+              <w:spacing w:after="0"/>
+            </w:pPr>
+            <w:r>
+              <w:rPr>
+                <w:rFonts w:ascii="Calibri" w:cs="Calibri" w:eastAsia="Calibri" w:hAnsi="Calibri"/>
+                <w:b w:val="false"/>
+                <w:bCs w:val="false"/>
+                <w:sz w:val="19"/>
+                <w:szCs w:val="19"/>
+              </w:rPr>
+              <w:t xml:space="preserve">2</w:t>
             </w:r>
           </w:p>
         </w:tc>
@@ -26769,7 +27290,7 @@
                 <w:sz w:val="17"/>
                 <w:szCs w:val="17"/>
               </w:rPr>
-              <w:t xml:space="preserve">0,31 (14 / 45)</w:t>
+              <w:t xml:space="preserve">0,31 (15 / 48)</w:t>
             </w:r>
           </w:p>
         </w:tc>
@@ -26801,7 +27322,7 @@
                 <w:sz w:val="17"/>
                 <w:szCs w:val="17"/>
               </w:rPr>
-              <w:t xml:space="preserve">14 interfaces frente a 31 tipos concretos.</w:t>
+              <w:t xml:space="preserve">15 interfaces frente a 33 tipos concretos.</w:t>
             </w:r>
           </w:p>
         </w:tc>
@@ -26902,7 +27423,7 @@
                 <w:sz w:val="17"/>
                 <w:szCs w:val="17"/>
               </w:rPr>
-              <w:t xml:space="preserve">0,29 (20 / 68)</w:t>
+              <w:t xml:space="preserve">0,30 (21 / 70)</w:t>
             </w:r>
           </w:p>
         </w:tc>
@@ -27488,7 +28009,7 @@
                 <w:sz w:val="17"/>
                 <w:szCs w:val="17"/>
               </w:rPr>
-              <w:t xml:space="preserve">31 / 14</w:t>
+              <w:t xml:space="preserve">33 / 15</w:t>
             </w:r>
           </w:p>
         </w:tc>
@@ -28926,7 +29447,43 @@
                 <w:sz w:val="16"/>
                 <w:szCs w:val="16"/>
               </w:rPr>
-              <w:t xml:space="preserve">) y reciben sus implementaciones por constructor.</w:t>
+              <w:t xml:space="preserve">) y reciben sus implementaciones por constructor. </w:t>
+            </w:r>
+            <w:r>
+              <w:rPr>
+                <w:rFonts w:ascii="Consolas" w:cs="Consolas" w:eastAsia="Consolas" w:hAnsi="Consolas"/>
+                <w:sz w:val="14"/>
+                <w:szCs w:val="14"/>
+              </w:rPr>
+              <w:t xml:space="preserve">INotificador</w:t>
+            </w:r>
+            <w:r>
+              <w:rPr>
+                <w:rFonts w:ascii="Calibri" w:cs="Calibri" w:eastAsia="Calibri" w:hAnsi="Calibri"/>
+                <w:b w:val="false"/>
+                <w:bCs w:val="false"/>
+                <w:sz w:val="16"/>
+                <w:szCs w:val="16"/>
+              </w:rPr>
+              <w:t xml:space="preserve"> se implementa con un compuesto que delega en canales (</w:t>
+            </w:r>
+            <w:r>
+              <w:rPr>
+                <w:rFonts w:ascii="Consolas" w:cs="Consolas" w:eastAsia="Consolas" w:hAnsi="Consolas"/>
+                <w:sz w:val="14"/>
+                <w:szCs w:val="14"/>
+              </w:rPr>
+              <w:t xml:space="preserve">ICanalNotificacion</w:t>
+            </w:r>
+            <w:r>
+              <w:rPr>
+                <w:rFonts w:ascii="Calibri" w:cs="Calibri" w:eastAsia="Calibri" w:hAnsi="Calibri"/>
+                <w:b w:val="false"/>
+                <w:bCs w:val="false"/>
+                <w:sz w:val="16"/>
+                <w:szCs w:val="16"/>
+              </w:rPr>
+              <w:t xml:space="preserve">) de correo y SMS.</w:t>
             </w:r>
           </w:p>
         </w:tc>
